--- a/Text2Speech.docx
+++ b/Text2Speech.docx
@@ -1,6 +1,6 @@
 
 <file path=word/document.xml><?xml version="1.0" encoding="utf-8"?>
-<w:document xmlns:wpc="http://schemas.microsoft.com/office/word/2010/wordprocessingCanvas" xmlns:cx="http://schemas.microsoft.com/office/drawing/2014/chartex" xmlns:cx1="http://schemas.microsoft.com/office/drawing/2015/9/8/chartex" xmlns:cx2="http://schemas.microsoft.com/office/drawing/2015/10/21/chartex" xmlns:cx3="http://schemas.microsoft.com/office/drawing/2016/5/9/chartex" xmlns:cx4="http://schemas.microsoft.com/office/drawing/2016/5/10/chartex" xmlns:cx5="http://schemas.microsoft.com/office/drawing/2016/5/11/chartex" xmlns:cx6="http://schemas.microsoft.com/office/drawing/2016/5/12/chartex" xmlns:cx7="http://schemas.microsoft.com/office/drawing/2016/5/13/chartex" xmlns:cx8="http://schemas.microsoft.com/office/drawing/2016/5/14/chartex" xmlns:mc="http://schemas.openxmlformats.org/markup-compatibility/2006" xmlns:aink="http://schemas.microsoft.com/office/drawing/2016/ink" xmlns:am3d="http://schemas.microsoft.com/office/drawing/2017/model3d" xmlns:o="urn:schemas-microsoft-com:office:office" xmlns:oel="http://schemas.microsoft.com/office/2019/extlst" xmlns:r="http://schemas.openxmlformats.org/officeDocument/2006/relationships" xmlns:m="http://schemas.openxmlformats.org/officeDocument/2006/math" xmlns:v="urn:schemas-microsoft-com:vml" xmlns:wp14="http://schemas.microsoft.com/office/word/2010/wordprocessingDrawing" xmlns:wp="http://schemas.openxmlformats.org/drawingml/2006/wordprocessingDrawing" xmlns:w10="urn:schemas-microsoft-com:office:word" xmlns:w="http://schemas.openxmlformats.org/wordprocessingml/2006/main" xmlns:w14="http://schemas.microsoft.com/office/word/2010/wordml" xmlns:w15="http://schemas.microsoft.com/office/word/2012/wordml" xmlns:w16cex="http://schemas.microsoft.com/office/word/2018/wordml/cex" xmlns:w16cid="http://schemas.microsoft.com/office/word/2016/wordml/cid" xmlns:w16="http://schemas.microsoft.com/office/word/2018/wordml" xmlns:w16du="http://schemas.microsoft.com/office/word/2023/wordml/word16du" xmlns:w16sdtdh="http://schemas.microsoft.com/office/word/2020/wordml/sdtdatahash" xmlns:w16se="http://schemas.microsoft.com/office/word/2015/wordml/symex" xmlns:wpg="http://schemas.microsoft.com/office/word/2010/wordprocessingGroup" xmlns:wpi="http://schemas.microsoft.com/office/word/2010/wordprocessingInk" xmlns:wne="http://schemas.microsoft.com/office/word/2006/wordml" xmlns:wps="http://schemas.microsoft.com/office/word/2010/wordprocessingShape" mc:Ignorable="w14 w15 w16se w16cid w16 w16cex w16sdtdh w16du wp14">
+<w:document xmlns:wpc="http://schemas.microsoft.com/office/word/2010/wordprocessingCanvas" xmlns:cx="http://schemas.microsoft.com/office/drawing/2014/chartex" xmlns:cx1="http://schemas.microsoft.com/office/drawing/2015/9/8/chartex" xmlns:cx2="http://schemas.microsoft.com/office/drawing/2015/10/21/chartex" xmlns:cx3="http://schemas.microsoft.com/office/drawing/2016/5/9/chartex" xmlns:cx4="http://schemas.microsoft.com/office/drawing/2016/5/10/chartex" xmlns:cx5="http://schemas.microsoft.com/office/drawing/2016/5/11/chartex" xmlns:cx6="http://schemas.microsoft.com/office/drawing/2016/5/12/chartex" xmlns:cx7="http://schemas.microsoft.com/office/drawing/2016/5/13/chartex" xmlns:cx8="http://schemas.microsoft.com/office/drawing/2016/5/14/chartex" xmlns:mc="http://schemas.openxmlformats.org/markup-compatibility/2006" xmlns:aink="http://schemas.microsoft.com/office/drawing/2016/ink" xmlns:am3d="http://schemas.microsoft.com/office/drawing/2017/model3d" xmlns:o="urn:schemas-microsoft-com:office:office" xmlns:oel="http://schemas.microsoft.com/office/2019/extlst" xmlns:r="http://schemas.openxmlformats.org/officeDocument/2006/relationships" xmlns:m="http://schemas.openxmlformats.org/officeDocument/2006/math" xmlns:v="urn:schemas-microsoft-com:vml" xmlns:wp14="http://schemas.microsoft.com/office/word/2010/wordprocessingDrawing" xmlns:wp="http://schemas.openxmlformats.org/drawingml/2006/wordprocessingDrawing" xmlns:w10="urn:schemas-microsoft-com:office:word" xmlns:w="http://schemas.openxmlformats.org/wordprocessingml/2006/main" xmlns:w14="http://schemas.microsoft.com/office/word/2010/wordml" xmlns:w15="http://schemas.microsoft.com/office/word/2012/wordml" xmlns:w16cex="http://schemas.microsoft.com/office/word/2018/wordml/cex" xmlns:w16cid="http://schemas.microsoft.com/office/word/2016/wordml/cid" xmlns:w16="http://schemas.microsoft.com/office/word/2018/wordml" xmlns:w16du="http://schemas.microsoft.com/office/word/2023/wordml/word16du" xmlns:w16sdtdh="http://schemas.microsoft.com/office/word/2020/wordml/sdtdatahash" xmlns:w16sdtfl="http://schemas.microsoft.com/office/word/2024/wordml/sdtformatlock" xmlns:w16se="http://schemas.microsoft.com/office/word/2015/wordml/symex" xmlns:wpg="http://schemas.microsoft.com/office/word/2010/wordprocessingGroup" xmlns:wpi="http://schemas.microsoft.com/office/word/2010/wordprocessingInk" xmlns:wne="http://schemas.microsoft.com/office/word/2006/wordml" xmlns:wps="http://schemas.microsoft.com/office/word/2010/wordprocessingShape" mc:Ignorable="w14 w15 w16se w16cid w16 w16cex w16sdtdh w16sdtfl w16du wp14">
   <w:body>
     <w:p>
       <w:pPr>
@@ -25,7 +25,6 @@
       <w:r>
         <w:t xml:space="preserve">. </w:t>
       </w:r>
-      <w:proofErr w:type="gramStart"/>
       <w:r>
         <w:t xml:space="preserve">These files can be </w:t>
       </w:r>
@@ -36,11 +35,7 @@
         <w:t xml:space="preserve">by your viewer </w:t>
       </w:r>
       <w:r>
-        <w:t>in-world</w:t>
-      </w:r>
-      <w:proofErr w:type="gramEnd"/>
-      <w:r>
-        <w:t xml:space="preserve"> by uploading the wav file, or by playing either wav or mp3 using media on a prim.</w:t>
+        <w:t>in-world by uploading the wav file, or by playing either wav or mp3 using media on a prim.</w:t>
       </w:r>
     </w:p>
     <w:p>
@@ -56,14 +51,16 @@
       </w:pPr>
       <w:r>
         <w:rPr>
-          <w:noProof/>
+          <w:rFonts w:cs="Calibri"/>
+          <w:sz w:val="22"/>
+          <w:szCs w:val="22"/>
           <w:lang w:val="en"/>
         </w:rPr>
         <w:drawing>
-          <wp:inline distT="0" distB="0" distL="0" distR="0" wp14:anchorId="4204C8EB" wp14:editId="4C9CC918">
-            <wp:extent cx="1532890" cy="343535"/>
-            <wp:effectExtent l="0" t="0" r="0" b="0"/>
-            <wp:docPr id="8" name="Picture 8"/>
+          <wp:inline distT="0" distB="0" distL="0" distR="0" wp14:anchorId="5E5C48B0" wp14:editId="115FA196">
+            <wp:extent cx="5943600" cy="4704080"/>
+            <wp:effectExtent l="0" t="0" r="0" b="1270"/>
+            <wp:docPr id="813418001" name="Picture 1"/>
             <wp:cNvGraphicFramePr>
               <a:graphicFrameLocks xmlns:a="http://schemas.openxmlformats.org/drawingml/2006/main" noChangeAspect="1"/>
             </wp:cNvGraphicFramePr>
@@ -71,36 +68,23 @@
               <a:graphicData uri="http://schemas.openxmlformats.org/drawingml/2006/picture">
                 <pic:pic xmlns:pic="http://schemas.openxmlformats.org/drawingml/2006/picture">
                   <pic:nvPicPr>
-                    <pic:cNvPr id="0" name="Picture 8"/>
-                    <pic:cNvPicPr>
-                      <a:picLocks noChangeAspect="1" noChangeArrowheads="1"/>
-                    </pic:cNvPicPr>
+                    <pic:cNvPr id="813418001" name=""/>
+                    <pic:cNvPicPr/>
                   </pic:nvPicPr>
                   <pic:blipFill>
-                    <a:blip r:embed="rId6">
-                      <a:extLst>
-                        <a:ext uri="{28A0092B-C50C-407E-A947-70E740481C1C}">
-                          <a14:useLocalDpi xmlns:a14="http://schemas.microsoft.com/office/drawing/2010/main" val="0"/>
-                        </a:ext>
-                      </a:extLst>
-                    </a:blip>
-                    <a:srcRect/>
+                    <a:blip r:embed="rId6"/>
                     <a:stretch>
                       <a:fillRect/>
                     </a:stretch>
                   </pic:blipFill>
-                  <pic:spPr bwMode="auto">
+                  <pic:spPr>
                     <a:xfrm>
                       <a:off x="0" y="0"/>
-                      <a:ext cx="1532890" cy="343535"/>
+                      <a:ext cx="5943600" cy="4704080"/>
                     </a:xfrm>
                     <a:prstGeom prst="rect">
                       <a:avLst/>
                     </a:prstGeom>
-                    <a:noFill/>
-                    <a:ln>
-                      <a:noFill/>
-                    </a:ln>
                   </pic:spPr>
                 </pic:pic>
               </a:graphicData>
@@ -132,14 +116,7 @@
         <w:rPr>
           <w:lang w:val="en"/>
         </w:rPr>
-        <w:t xml:space="preserve">This setting uses a Microsoft or a </w:t>
-      </w:r>
-      <w:proofErr w:type="gramStart"/>
-      <w:r>
-        <w:rPr>
-          <w:lang w:val="en"/>
-        </w:rPr>
-        <w:t>3</w:t>
+        <w:t>This setting uses a Microsoft or a 3</w:t>
       </w:r>
       <w:r>
         <w:rPr>
@@ -148,7 +125,6 @@
         </w:rPr>
         <w:t>rd</w:t>
       </w:r>
-      <w:proofErr w:type="gramEnd"/>
       <w:r>
         <w:rPr>
           <w:lang w:val="en"/>
@@ -231,7 +207,11 @@
         <w:t xml:space="preserve">  </w:t>
       </w:r>
       <w:r>
-        <w:t>If you do not have access, you can install a virtual sound card.</w:t>
+        <w:t xml:space="preserve">If you do not </w:t>
+      </w:r>
+      <w:r>
+        <w:lastRenderedPageBreak/>
+        <w:t>have access, you can install a virtual sound card.</w:t>
       </w:r>
     </w:p>
     <w:p>
@@ -292,10 +272,10 @@
     <w:p>
       <w:r>
         <w:drawing>
-          <wp:inline distT="0" distB="0" distL="0" distR="0" wp14:anchorId="62E8B487" wp14:editId="445602B0">
-            <wp:extent cx="3510549" cy="2838054"/>
-            <wp:effectExtent l="0" t="0" r="0" b="635"/>
-            <wp:docPr id="552513978" name="Picture 1" descr="A screenshot of a computer&#10;&#10;Description automatically generated"/>
+          <wp:inline distT="0" distB="0" distL="0" distR="0" wp14:anchorId="1C658028" wp14:editId="7CF22EA2">
+            <wp:extent cx="2857899" cy="2829320"/>
+            <wp:effectExtent l="0" t="0" r="0" b="9525"/>
+            <wp:docPr id="239611558" name="Picture 1"/>
             <wp:cNvGraphicFramePr>
               <a:graphicFrameLocks xmlns:a="http://schemas.openxmlformats.org/drawingml/2006/main" noChangeAspect="1"/>
             </wp:cNvGraphicFramePr>
@@ -303,7 +283,7 @@
               <a:graphicData uri="http://schemas.openxmlformats.org/drawingml/2006/picture">
                 <pic:pic xmlns:pic="http://schemas.openxmlformats.org/drawingml/2006/picture">
                   <pic:nvPicPr>
-                    <pic:cNvPr id="552513978" name="Picture 1" descr="A screenshot of a computer&#10;&#10;Description automatically generated"/>
+                    <pic:cNvPr id="239611558" name=""/>
                     <pic:cNvPicPr/>
                   </pic:nvPicPr>
                   <pic:blipFill>
@@ -315,7 +295,7 @@
                   <pic:spPr>
                     <a:xfrm>
                       <a:off x="0" y="0"/>
-                      <a:ext cx="3510549" cy="2838054"/>
+                      <a:ext cx="2857899" cy="2829320"/>
                     </a:xfrm>
                     <a:prstGeom prst="rect">
                       <a:avLst/>
@@ -330,90 +310,77 @@
     </w:p>
     <w:p>
       <w:r>
+        <w:t>The API</w:t>
+      </w:r>
+      <w:r>
+        <w:t xml:space="preserve"> </w:t>
+      </w:r>
+      <w:r>
+        <w:t xml:space="preserve">key is for your security.  You may change this at any time, and it will go into effect </w:t>
+      </w:r>
+      <w:r>
+        <w:t>at once</w:t>
+      </w:r>
+      <w:r>
+        <w:t>.</w:t>
+      </w:r>
+      <w:r>
+        <w:t xml:space="preserve"> It is used when scripting to make a text unto a MP3 and a wav file.</w:t>
+      </w:r>
+    </w:p>
+    <w:p/>
+    <w:p>
+      <w:pPr>
+        <w:pStyle w:val="Heading2"/>
+      </w:pPr>
+      <w:r>
+        <w:t>Voices</w:t>
+      </w:r>
+    </w:p>
+    <w:p>
+      <w:r>
+        <w:t xml:space="preserve">Windows 10 </w:t>
+      </w:r>
+      <w:r>
+        <w:t xml:space="preserve">and 11 </w:t>
+      </w:r>
+      <w:r>
+        <w:t>ha</w:t>
+      </w:r>
+      <w:r>
+        <w:t>v</w:t>
+      </w:r>
+      <w:r>
+        <w:t>e</w:t>
+      </w:r>
+      <w:r>
+        <w:t xml:space="preserve"> two that are enabled by DreamGrid</w:t>
+      </w:r>
+      <w:r>
+        <w:t xml:space="preserve">. </w:t>
+      </w:r>
+      <w:r>
+        <w:t>Windows 7 comes with just one</w:t>
+      </w:r>
+      <w:r>
+        <w:t xml:space="preserve"> voice, typically Microsoft Anna.</w:t>
+      </w:r>
+      <w:r>
+        <w:t xml:space="preserve"> Windows Server may not have a sound card so this may work.</w:t>
+      </w:r>
+    </w:p>
+    <w:p/>
+    <w:p>
+      <w:r>
+        <w:t>You can install new voices in Windows. There are many free ones available for Windows 11:</w:t>
+      </w:r>
+    </w:p>
+    <w:p>
+      <w:r>
+        <w:rPr>
+          <w:noProof/>
+        </w:rPr>
         <w:lastRenderedPageBreak/>
-        <w:t>The API</w:t>
-      </w:r>
-      <w:r>
-        <w:t xml:space="preserve"> </w:t>
-      </w:r>
-      <w:r>
-        <w:t xml:space="preserve">key is for your security.  You may change this at any time, and it will go into effect </w:t>
-      </w:r>
-      <w:r>
-        <w:t>at once</w:t>
-      </w:r>
-      <w:r>
-        <w:t>.</w:t>
-      </w:r>
-      <w:r>
-        <w:t xml:space="preserve"> It is used when scripting to make a text unto a MP3 and a </w:t>
-      </w:r>
-      <w:proofErr w:type="gramStart"/>
-      <w:r>
-        <w:t>wav</w:t>
-      </w:r>
-      <w:proofErr w:type="gramEnd"/>
-      <w:r>
-        <w:t xml:space="preserve"> file.</w:t>
-      </w:r>
-    </w:p>
-    <w:p/>
-    <w:p>
-      <w:pPr>
-        <w:pStyle w:val="Heading2"/>
-      </w:pPr>
-      <w:r>
-        <w:t>Voices</w:t>
-      </w:r>
-    </w:p>
-    <w:p>
-      <w:r>
-        <w:t xml:space="preserve">Windows 10 </w:t>
-      </w:r>
-      <w:r>
-        <w:t xml:space="preserve">and 11 </w:t>
-      </w:r>
-      <w:proofErr w:type="spellStart"/>
-      <w:r>
-        <w:t>ha</w:t>
-      </w:r>
-      <w:r>
-        <w:t>v</w:t>
-      </w:r>
-      <w:proofErr w:type="spellEnd"/>
-      <w:r>
-        <w:t xml:space="preserve"> </w:t>
-      </w:r>
-      <w:r>
-        <w:t>four</w:t>
-      </w:r>
-      <w:r>
-        <w:t xml:space="preserve"> speech engines including two that are enabled by DreamGrid</w:t>
-      </w:r>
-      <w:r>
-        <w:t xml:space="preserve">. </w:t>
-      </w:r>
-      <w:r>
-        <w:t>Windows 7 comes with just one</w:t>
-      </w:r>
-      <w:r>
-        <w:t xml:space="preserve"> voice, typically Microsoft Anna.</w:t>
-      </w:r>
-      <w:r>
-        <w:t xml:space="preserve"> Windows Server may not have a sound card so this may work.</w:t>
-      </w:r>
-    </w:p>
-    <w:p/>
-    <w:p>
-      <w:r>
-        <w:t>You can install new voices in Windows. There are many free ones available for Windows 11:</w:t>
-      </w:r>
-    </w:p>
-    <w:p>
-      <w:r>
-        <w:rPr>
-          <w:noProof/>
-        </w:rPr>
         <w:drawing>
           <wp:inline distT="0" distB="0" distL="0" distR="0" wp14:anchorId="2E4CB4CD" wp14:editId="70D1BC80">
             <wp:extent cx="3210560" cy="3981094"/>
@@ -540,16 +507,8 @@
         <w:rPr>
           <w:szCs w:val="20"/>
         </w:rPr>
-        <w:t xml:space="preserve">You may add more SAPI5 voices by </w:t>
-      </w:r>
-      <w:proofErr w:type="gramStart"/>
-      <w:r>
-        <w:rPr>
-          <w:szCs w:val="20"/>
-        </w:rPr>
-        <w:t>purchasing</w:t>
-      </w:r>
-      <w:proofErr w:type="gramEnd"/>
+        <w:t>You may add more SAPI5 voices by purchasing</w:t>
+      </w:r>
       <w:r>
         <w:rPr>
           <w:szCs w:val="20"/>
@@ -832,7 +791,6 @@
         </w:tc>
       </w:tr>
     </w:tbl>
-    <w:p/>
     <w:p>
       <w:pPr>
         <w:widowControl/>
@@ -842,9 +800,6 @@
         <w:spacing w:after="200" w:line="276" w:lineRule="auto"/>
         <w:ind w:left="0" w:right="0"/>
       </w:pPr>
-      <w:r>
-        <w:br w:type="page"/>
-      </w:r>
     </w:p>
     <w:p/>
     <w:p>
@@ -906,6 +861,7 @@
         <w:rPr>
           <w:noProof/>
         </w:rPr>
+        <w:lastRenderedPageBreak/>
         <w:drawing>
           <wp:inline distT="0" distB="0" distL="0" distR="0" wp14:anchorId="735AF095" wp14:editId="775D1ED9">
             <wp:extent cx="1908175" cy="278130"/>
@@ -992,9 +948,11 @@
       <w:r>
         <w:t xml:space="preserve"> </w:t>
       </w:r>
+      <w:proofErr w:type="gramStart"/>
       <w:r>
         <w:t>A</w:t>
       </w:r>
+      <w:proofErr w:type="gramEnd"/>
       <w:r>
         <w:t xml:space="preserve"> Prim</w:t>
       </w:r>
@@ -1232,7 +1190,15 @@
       </w:r>
       <w:proofErr w:type="gramEnd"/>
       <w:r>
-        <w:t xml:space="preserve"> SAPI5”  says TTS in the specific voice name</w:t>
+        <w:t xml:space="preserve"> SAPI</w:t>
+      </w:r>
+      <w:proofErr w:type="gramStart"/>
+      <w:r>
+        <w:t>5”  says</w:t>
+      </w:r>
+      <w:proofErr w:type="gramEnd"/>
+      <w:r>
+        <w:t xml:space="preserve"> TTS in the specific voice name</w:t>
       </w:r>
     </w:p>
     <w:p>
@@ -1311,15 +1277,7 @@
         <w:t xml:space="preserve"> </w:t>
       </w:r>
       <w:r>
-        <w:t xml:space="preserve">Life compatible format of 44.1Khz, Mono, </w:t>
-      </w:r>
-      <w:proofErr w:type="gramStart"/>
-      <w:r>
-        <w:t>16</w:t>
-      </w:r>
-      <w:proofErr w:type="gramEnd"/>
-      <w:r>
-        <w:t xml:space="preserve"> bits.</w:t>
+        <w:t>Life compatible format of 44.1Khz, Mono, 16 bits.</w:t>
       </w:r>
     </w:p>
     <w:p>
@@ -1359,13 +1317,8 @@
       </w:r>
     </w:p>
     <w:p>
-      <w:proofErr w:type="gramStart"/>
-      <w:r>
-        <w:t>Minimum</w:t>
-      </w:r>
-      <w:proofErr w:type="gramEnd"/>
-      <w:r>
-        <w:t xml:space="preserve"> URL to say "Hello" in the default voice</w:t>
+      <w:r>
+        <w:t>Minimum URL to say "Hello" in the default voice</w:t>
       </w:r>
       <w:r>
         <w:t>:</w:t>
@@ -1593,7 +1546,7 @@
 </file>
 
 <file path=word/numbering.xml><?xml version="1.0" encoding="utf-8"?>
-<w:numbering xmlns:wpc="http://schemas.microsoft.com/office/word/2010/wordprocessingCanvas" xmlns:cx="http://schemas.microsoft.com/office/drawing/2014/chartex" xmlns:cx1="http://schemas.microsoft.com/office/drawing/2015/9/8/chartex" xmlns:cx2="http://schemas.microsoft.com/office/drawing/2015/10/21/chartex" xmlns:cx3="http://schemas.microsoft.com/office/drawing/2016/5/9/chartex" xmlns:cx4="http://schemas.microsoft.com/office/drawing/2016/5/10/chartex" xmlns:cx5="http://schemas.microsoft.com/office/drawing/2016/5/11/chartex" xmlns:cx6="http://schemas.microsoft.com/office/drawing/2016/5/12/chartex" xmlns:cx7="http://schemas.microsoft.com/office/drawing/2016/5/13/chartex" xmlns:cx8="http://schemas.microsoft.com/office/drawing/2016/5/14/chartex" xmlns:mc="http://schemas.openxmlformats.org/markup-compatibility/2006" xmlns:aink="http://schemas.microsoft.com/office/drawing/2016/ink" xmlns:am3d="http://schemas.microsoft.com/office/drawing/2017/model3d" xmlns:o="urn:schemas-microsoft-com:office:office" xmlns:oel="http://schemas.microsoft.com/office/2019/extlst" xmlns:r="http://schemas.openxmlformats.org/officeDocument/2006/relationships" xmlns:m="http://schemas.openxmlformats.org/officeDocument/2006/math" xmlns:v="urn:schemas-microsoft-com:vml" xmlns:wp14="http://schemas.microsoft.com/office/word/2010/wordprocessingDrawing" xmlns:wp="http://schemas.openxmlformats.org/drawingml/2006/wordprocessingDrawing" xmlns:w10="urn:schemas-microsoft-com:office:word" xmlns:w="http://schemas.openxmlformats.org/wordprocessingml/2006/main" xmlns:w14="http://schemas.microsoft.com/office/word/2010/wordml" xmlns:w15="http://schemas.microsoft.com/office/word/2012/wordml" xmlns:w16cex="http://schemas.microsoft.com/office/word/2018/wordml/cex" xmlns:w16cid="http://schemas.microsoft.com/office/word/2016/wordml/cid" xmlns:w16="http://schemas.microsoft.com/office/word/2018/wordml" xmlns:w16du="http://schemas.microsoft.com/office/word/2023/wordml/word16du" xmlns:w16sdtdh="http://schemas.microsoft.com/office/word/2020/wordml/sdtdatahash" xmlns:w16se="http://schemas.microsoft.com/office/word/2015/wordml/symex" xmlns:wpg="http://schemas.microsoft.com/office/word/2010/wordprocessingGroup" xmlns:wpi="http://schemas.microsoft.com/office/word/2010/wordprocessingInk" xmlns:wne="http://schemas.microsoft.com/office/word/2006/wordml" xmlns:wps="http://schemas.microsoft.com/office/word/2010/wordprocessingShape" mc:Ignorable="w14 w15 w16se w16cid w16 w16cex w16sdtdh w16du wp14">
+<w:numbering xmlns:wpc="http://schemas.microsoft.com/office/word/2010/wordprocessingCanvas" xmlns:cx="http://schemas.microsoft.com/office/drawing/2014/chartex" xmlns:cx1="http://schemas.microsoft.com/office/drawing/2015/9/8/chartex" xmlns:cx2="http://schemas.microsoft.com/office/drawing/2015/10/21/chartex" xmlns:cx3="http://schemas.microsoft.com/office/drawing/2016/5/9/chartex" xmlns:cx4="http://schemas.microsoft.com/office/drawing/2016/5/10/chartex" xmlns:cx5="http://schemas.microsoft.com/office/drawing/2016/5/11/chartex" xmlns:cx6="http://schemas.microsoft.com/office/drawing/2016/5/12/chartex" xmlns:cx7="http://schemas.microsoft.com/office/drawing/2016/5/13/chartex" xmlns:cx8="http://schemas.microsoft.com/office/drawing/2016/5/14/chartex" xmlns:mc="http://schemas.openxmlformats.org/markup-compatibility/2006" xmlns:aink="http://schemas.microsoft.com/office/drawing/2016/ink" xmlns:am3d="http://schemas.microsoft.com/office/drawing/2017/model3d" xmlns:o="urn:schemas-microsoft-com:office:office" xmlns:oel="http://schemas.microsoft.com/office/2019/extlst" xmlns:r="http://schemas.openxmlformats.org/officeDocument/2006/relationships" xmlns:m="http://schemas.openxmlformats.org/officeDocument/2006/math" xmlns:v="urn:schemas-microsoft-com:vml" xmlns:wp14="http://schemas.microsoft.com/office/word/2010/wordprocessingDrawing" xmlns:wp="http://schemas.openxmlformats.org/drawingml/2006/wordprocessingDrawing" xmlns:w10="urn:schemas-microsoft-com:office:word" xmlns:w="http://schemas.openxmlformats.org/wordprocessingml/2006/main" xmlns:w14="http://schemas.microsoft.com/office/word/2010/wordml" xmlns:w15="http://schemas.microsoft.com/office/word/2012/wordml" xmlns:w16cex="http://schemas.microsoft.com/office/word/2018/wordml/cex" xmlns:w16cid="http://schemas.microsoft.com/office/word/2016/wordml/cid" xmlns:w16="http://schemas.microsoft.com/office/word/2018/wordml" xmlns:w16du="http://schemas.microsoft.com/office/word/2023/wordml/word16du" xmlns:w16sdtdh="http://schemas.microsoft.com/office/word/2020/wordml/sdtdatahash" xmlns:w16sdtfl="http://schemas.microsoft.com/office/word/2024/wordml/sdtformatlock" xmlns:w16se="http://schemas.microsoft.com/office/word/2015/wordml/symex" xmlns:wpg="http://schemas.microsoft.com/office/word/2010/wordprocessingGroup" xmlns:wpi="http://schemas.microsoft.com/office/word/2010/wordprocessingInk" xmlns:wne="http://schemas.microsoft.com/office/word/2006/wordml" xmlns:wps="http://schemas.microsoft.com/office/word/2010/wordprocessingShape" mc:Ignorable="w14 w15 w16se w16cid w16 w16cex w16sdtdh w16sdtfl w16du wp14">
   <w:abstractNum w:abstractNumId="0" w15:restartNumberingAfterBreak="0">
     <w:nsid w:val="FFFFFFFE"/>
     <w:multiLevelType w:val="singleLevel"/>
@@ -2470,7 +2423,7 @@
 </file>
 
 <file path=word/styles.xml><?xml version="1.0" encoding="utf-8"?>
-<w:styles xmlns:mc="http://schemas.openxmlformats.org/markup-compatibility/2006" xmlns:r="http://schemas.openxmlformats.org/officeDocument/2006/relationships" xmlns:w="http://schemas.openxmlformats.org/wordprocessingml/2006/main" xmlns:w14="http://schemas.microsoft.com/office/word/2010/wordml" xmlns:w15="http://schemas.microsoft.com/office/word/2012/wordml" xmlns:w16cex="http://schemas.microsoft.com/office/word/2018/wordml/cex" xmlns:w16cid="http://schemas.microsoft.com/office/word/2016/wordml/cid" xmlns:w16="http://schemas.microsoft.com/office/word/2018/wordml" xmlns:w16du="http://schemas.microsoft.com/office/word/2023/wordml/word16du" xmlns:w16sdtdh="http://schemas.microsoft.com/office/word/2020/wordml/sdtdatahash" xmlns:w16se="http://schemas.microsoft.com/office/word/2015/wordml/symex" mc:Ignorable="w14 w15 w16se w16cid w16 w16cex w16sdtdh w16du">
+<w:styles xmlns:mc="http://schemas.openxmlformats.org/markup-compatibility/2006" xmlns:r="http://schemas.openxmlformats.org/officeDocument/2006/relationships" xmlns:w="http://schemas.openxmlformats.org/wordprocessingml/2006/main" xmlns:w14="http://schemas.microsoft.com/office/word/2010/wordml" xmlns:w15="http://schemas.microsoft.com/office/word/2012/wordml" xmlns:w16cex="http://schemas.microsoft.com/office/word/2018/wordml/cex" xmlns:w16cid="http://schemas.microsoft.com/office/word/2016/wordml/cid" xmlns:w16="http://schemas.microsoft.com/office/word/2018/wordml" xmlns:w16du="http://schemas.microsoft.com/office/word/2023/wordml/word16du" xmlns:w16sdtdh="http://schemas.microsoft.com/office/word/2020/wordml/sdtdatahash" xmlns:w16sdtfl="http://schemas.microsoft.com/office/word/2024/wordml/sdtformatlock" xmlns:w16se="http://schemas.microsoft.com/office/word/2015/wordml/symex" mc:Ignorable="w14 w15 w16se w16cid w16 w16cex w16sdtdh w16sdtfl w16du">
   <w:docDefaults>
     <w:rPrDefault>
       <w:rPr>
